--- a/导出_Word/CRED-F005.docx
+++ b/导出_Word/CRED-F005.docx
@@ -380,7 +380,7 @@
           <w:color w:val="333333"/>
           <w:sz w:val="17"/>
         </w:rPr>
-        <w:t>base_commit: 0fb8f1dac5e776b0dea315927eeaef0bb68e23e5</w:t>
+        <w:t>base_commit: 116a9ca25242bebd384298c273ccd65e6a916423</w:t>
         <w:br/>
         <w:t>分支：      main</w:t>
       </w:r>

--- a/导出_Word/CRED-F005.docx
+++ b/导出_Word/CRED-F005.docx
@@ -236,7 +236,7 @@
           <w:color w:val="333333"/>
           <w:sz w:val="17"/>
         </w:rPr>
-        <w:t>git clone https://github.com/xyhzai/matbox.git</w:t>
+        <w:t>git clone https://github.com/felixapex/matbox.git</w:t>
         <w:br/>
         <w:t>cd matbox</w:t>
         <w:br/>
@@ -293,7 +293,7 @@
               <w:rPr>
                 <w:b/>
               </w:rPr>
-              <w:t>https://github.com/xyhzai/matbox.git</w:t>
+              <w:t>https://github.com/felixapex/matbox.git</w:t>
             </w:r>
           </w:p>
         </w:tc>

--- a/导出_Word/CRED-F005.docx
+++ b/导出_Word/CRED-F005.docx
@@ -236,6 +236,15 @@
           <w:color w:val="333333"/>
           <w:sz w:val="17"/>
         </w:rPr>
+        <w:t># ⓪ 先自检环境 —— 这一步不通过，后面四步一步都动不了</w:t>
+        <w:br/>
+        <w:t>#    别硬跑：缺 java/mvn/库时 mvn 的报错跟「你代码写错了」长得一样</w:t>
+        <w:br/>
+        <w:t>curl -O https://xyhzai.github.io/matbox-architecture/_check_toolchain.py   # 或从网站上下载</w:t>
+        <w:br/>
+        <w:t>python _check_toolchain.py</w:t>
+        <w:br/>
+        <w:br/>
         <w:t>git clone https://github.com/felixapex/matbox.git</w:t>
         <w:br/>
         <w:t>cd matbox</w:t>
@@ -245,6 +254,35 @@
         <w:t>cd backend/modules/credential</w:t>
         <w:br/>
         <w:t>mvn -B verify</w:t>
+      </w:r>
+    </w:p>
+    <w:p>
+      <w:pPr>
+        <w:ind w:left="360"/>
+      </w:pPr>
+      <w:r>
+        <w:rPr>
+          <w:i/>
+          <w:color w:val="555555"/>
+        </w:rPr>
+        <w:t>第 ⓪ 步是 2026-09-11 补的。 在此之前，全部 33 条判据都只查材料这一侧（材料齐不齐、仓库有没有、CI 绿不绿），没有一条查你那一侧能不能执行第一步 —— 于是出现过「材料齐备、基线 MATCH、CI 全绿，而实现方在第 ④ 步动不了」。</w:t>
+      </w:r>
+    </w:p>
+    <w:p>
+      <w:pPr>
+        <w:ind w:left="360"/>
+      </w:pPr>
+    </w:p>
+    <w:p>
+      <w:pPr>
+        <w:ind w:left="360"/>
+      </w:pPr>
+      <w:r>
+        <w:rPr>
+          <w:i/>
+          <w:color w:val="555555"/>
+        </w:rPr>
+        <w:t>契约/Schema 测试是 @SpringBootTest，启动时就要连真库，没有库不会跳过，是直接失败。所以库要么真起一个，要么这一趟就明确改成「本地只编译、真库测试交给 CI」——后者要由用户拍板，不是你自己决定，因为它会改变整趟的节奏。</w:t>
       </w:r>
     </w:p>
     <w:p>

--- a/导出_Word/CRED-F005.docx
+++ b/导出_Word/CRED-F005.docx
@@ -253,7 +253,13 @@
         <w:br/>
         <w:t>cd backend/modules/credential</w:t>
         <w:br/>
-        <w:t>mvn -B verify</w:t>
+        <w:t># 本地不起库（用户 2026-09-11 拍板），只保证编得过</w:t>
+        <w:br/>
+        <w:t>mvn -B -DskipTests verify</w:t>
+        <w:br/>
+        <w:t>git push -u origin HEAD</w:t>
+        <w:br/>
+        <w:t># 真正的验证在 GitHub Actions：它真起 postgres:16 跑完整 mvn -B verify</w:t>
       </w:r>
     </w:p>
     <w:p>
@@ -282,7 +288,36 @@
           <w:i/>
           <w:color w:val="555555"/>
         </w:rPr>
-        <w:t>契约/Schema 测试是 @SpringBootTest，启动时就要连真库，没有库不会跳过，是直接失败。所以库要么真起一个，要么这一趟就明确改成「本地只编译、真库测试交给 CI」——后者要由用户拍板，不是你自己决定，因为它会改变整趟的节奏。</w:t>
+        <w:t>数据库：用户 2026-09-11 已拍板 —— 本地不起库，真库测试交给 CI。</w:t>
+      </w:r>
+    </w:p>
+    <w:p>
+      <w:pPr>
+        <w:ind w:left="360"/>
+      </w:pPr>
+      <w:r>
+        <w:rPr>
+          <w:i/>
+          <w:color w:val="555555"/>
+        </w:rPr>
+        <w:t>契约/Schema 测试是 @SpringBootTest，启动就要连真库（没有库不是跳过，是直接失败），所以本地跑 mvn -B -DskipTests verify，只保证编得过；推上分支之后由 GitHub Actions 真起 postgres:16 跑完整的 mvn -B verify。</w:t>
+      </w:r>
+    </w:p>
+    <w:p>
+      <w:pPr>
+        <w:ind w:left="360"/>
+      </w:pPr>
+    </w:p>
+    <w:p>
+      <w:pPr>
+        <w:ind w:left="360"/>
+      </w:pPr>
+      <w:r>
+        <w:rPr>
+          <w:i/>
+          <w:color w:val="555555"/>
+        </w:rPr>
+        <w:t>⚠️ 本地绿 ≠ 交付绿。 交付一律以 CI 的红绿为准 —— 本地那两遍连库都没连，它证明不了 Schema 对不对。</w:t>
       </w:r>
     </w:p>
     <w:p>

--- a/导出_Word/CRED-F005.docx
+++ b/导出_Word/CRED-F005.docx
@@ -318,6 +318,18 @@
           <w:color w:val="555555"/>
         </w:rPr>
         <w:t>⚠️ 本地绿 ≠ 交付绿。 交付一律以 CI 的红绿为准 —— 本地那两遍连库都没连，它证明不了 Schema 对不对。</w:t>
+      </w:r>
+    </w:p>
+    <w:p>
+      <w:pPr>
+        <w:ind w:left="360"/>
+      </w:pPr>
+      <w:r>
+        <w:rPr>
+          <w:i/>
+          <w:color w:val="555555"/>
+        </w:rPr>
+        <w:t>⚠️ 跑这些检查器时别用管道接 tail/head 再读 $?。 管道里 $? 拿到的是最后一个命令（tail）的退出码，永远是 0，红绿就这么被吃掉了。要么 set -o pipefail，要么先把输出存成文件再看。</w:t>
       </w:r>
     </w:p>
     <w:p>

--- a/导出_Word/CRED-F005.docx
+++ b/导出_Word/CRED-F005.docx
@@ -465,7 +465,7 @@
           <w:color w:val="333333"/>
           <w:sz w:val="17"/>
         </w:rPr>
-        <w:t>base_commit: 116a9ca25242bebd384298c273ccd65e6a916423</w:t>
+        <w:t>base_commit: 2d280073b1da99dbb18a929b438563ab97c53a39</w:t>
         <w:br/>
         <w:t>分支：      main</w:t>
       </w:r>
